--- a/Final_Report_z5715919_Hanif_Rachmadani.docx
+++ b/Final_Report_z5715919_Hanif_Rachmadani.docx
@@ -3664,7 +3664,7 @@
           <w:noProof/>
         </w:rPr>
         <w:drawing>
-          <wp:inline distT="0" distB="0" distL="0" distR="0" wp14:anchorId="5216D412" wp14:editId="0C173993">
+          <wp:inline distT="0" distB="0" distL="0" distR="0" wp14:anchorId="5216D412" wp14:editId="7A9227B9">
             <wp:extent cx="2901826" cy="1800000"/>
             <wp:effectExtent l="0" t="0" r="0" b="0"/>
             <wp:docPr id="613799115" name="Picture 3" descr="A graph of different colored bars&#10;&#10;AI-generated content may be incorrect."/>
@@ -3720,7 +3720,7 @@
           <w:noProof/>
         </w:rPr>
         <w:drawing>
-          <wp:inline distT="0" distB="0" distL="0" distR="0" wp14:anchorId="35A19ED1" wp14:editId="636746E2">
+          <wp:inline distT="0" distB="0" distL="0" distR="0" wp14:anchorId="35A19ED1" wp14:editId="33BD271C">
             <wp:extent cx="2901826" cy="1800000"/>
             <wp:effectExtent l="0" t="0" r="0" b="0"/>
             <wp:docPr id="1810593542" name="Picture 1" descr="A graph of a graph&#10;&#10;AI-generated content may be incorrect."/>
@@ -3773,7 +3773,7 @@
           <w:noProof/>
         </w:rPr>
         <w:drawing>
-          <wp:inline distT="0" distB="0" distL="0" distR="0" wp14:anchorId="50D2A069" wp14:editId="2C2004DC">
+          <wp:inline distT="0" distB="0" distL="0" distR="0" wp14:anchorId="50D2A069" wp14:editId="0F831B5B">
             <wp:extent cx="2901826" cy="1800000"/>
             <wp:effectExtent l="0" t="0" r="0" b="0"/>
             <wp:docPr id="752557457" name="Picture 2" descr="A graph of a graph of a number of different colored bars&#10;&#10;AI-generated content may be incorrect."/>
@@ -5730,14 +5730,7 @@
           <w:i/>
           <w:iCs/>
         </w:rPr>
-        <w:t xml:space="preserve"> </w:t>
-      </w:r>
-      <w:r>
-        <w:rPr>
-          <w:i/>
-          <w:iCs/>
-        </w:rPr>
-        <w:t>also</w:t>
+        <w:t xml:space="preserve"> also</w:t>
       </w:r>
       <w:r>
         <w:rPr>
